--- a/004 项目文档/长征文化数字地图_版本管理方案_V3.1.docx
+++ b/004 项目文档/长征文化数字地图_版本管理方案_V3.1.docx
@@ -106,7 +106,23 @@
           <w:rFonts w:ascii="等线" w:eastAsia="等线" w:hAnsi="等线" w:cs="微软雅黑" w:hint="eastAsia"/>
           <w:lang w:eastAsia="zh-CN"/>
         </w:rPr>
-        <w:t>严禁AI全面更改此文件，只做局部修订</w:t>
+        <w:t>严禁AI全面</w:t>
+      </w:r>
+      <w:proofErr w:type="gramStart"/>
+      <w:r>
+        <w:rPr>
+          <w:rFonts w:ascii="等线" w:eastAsia="等线" w:hAnsi="等线" w:cs="微软雅黑" w:hint="eastAsia"/>
+          <w:lang w:eastAsia="zh-CN"/>
+        </w:rPr>
+        <w:t>更改此</w:t>
+      </w:r>
+      <w:proofErr w:type="gramEnd"/>
+      <w:r>
+        <w:rPr>
+          <w:rFonts w:ascii="等线" w:eastAsia="等线" w:hAnsi="等线" w:cs="微软雅黑" w:hint="eastAsia"/>
+          <w:lang w:eastAsia="zh-CN"/>
+        </w:rPr>
+        <w:t>文件，只做局部修订</w:t>
       </w:r>
     </w:p>
     <w:p>
@@ -218,7 +234,23 @@
           <w:rFonts w:ascii="等线" w:eastAsia="等线" w:hAnsi="等线" w:cs="微软雅黑" w:hint="eastAsia"/>
           <w:lang w:eastAsia="zh-CN"/>
         </w:rPr>
-        <w:t>远程仓库（github）。描述必须具体到：</w:t>
+        <w:t>远程仓库（</w:t>
+      </w:r>
+      <w:proofErr w:type="spellStart"/>
+      <w:r>
+        <w:rPr>
+          <w:rFonts w:ascii="等线" w:eastAsia="等线" w:hAnsi="等线" w:cs="微软雅黑" w:hint="eastAsia"/>
+          <w:lang w:eastAsia="zh-CN"/>
+        </w:rPr>
+        <w:t>github</w:t>
+      </w:r>
+      <w:proofErr w:type="spellEnd"/>
+      <w:r>
+        <w:rPr>
+          <w:rFonts w:ascii="等线" w:eastAsia="等线" w:hAnsi="等线" w:cs="微软雅黑" w:hint="eastAsia"/>
+          <w:lang w:eastAsia="zh-CN"/>
+        </w:rPr>
+        <w:t>）。描述必须具体到：</w:t>
       </w:r>
       <w:r>
         <w:rPr>
@@ -270,6 +302,7 @@
         </w:rPr>
         <w:t>和服务器</w:t>
       </w:r>
+      <w:proofErr w:type="spellStart"/>
       <w:r>
         <w:rPr>
           <w:rFonts w:ascii="等线" w:eastAsia="等线" w:hAnsi="等线" w:hint="eastAsia"/>
@@ -277,6 +310,7 @@
         </w:rPr>
         <w:t>prd</w:t>
       </w:r>
+      <w:proofErr w:type="spellEnd"/>
       <w:r>
         <w:rPr>
           <w:rFonts w:ascii="等线" w:eastAsia="等线" w:hAnsi="等线" w:hint="eastAsia"/>
@@ -289,7 +323,23 @@
           <w:rFonts w:ascii="等线" w:eastAsia="等线" w:hAnsi="等线" w:hint="eastAsia"/>
           <w:lang w:eastAsia="zh-CN"/>
         </w:rPr>
-        <w:t>单独使用不带dev或prd的、</w:t>
+        <w:t>单独使用不带dev或</w:t>
+      </w:r>
+      <w:proofErr w:type="spellStart"/>
+      <w:r>
+        <w:rPr>
+          <w:rFonts w:ascii="等线" w:eastAsia="等线" w:hAnsi="等线" w:hint="eastAsia"/>
+          <w:lang w:eastAsia="zh-CN"/>
+        </w:rPr>
+        <w:t>prd</w:t>
+      </w:r>
+      <w:proofErr w:type="spellEnd"/>
+      <w:r>
+        <w:rPr>
+          <w:rFonts w:ascii="等线" w:eastAsia="等线" w:hAnsi="等线" w:hint="eastAsia"/>
+          <w:lang w:eastAsia="zh-CN"/>
+        </w:rPr>
+        <w:t>的、</w:t>
       </w:r>
       <w:r>
         <w:rPr>
@@ -365,7 +415,35 @@
         <w:rPr>
           <w:rFonts w:ascii="等线" w:eastAsia="等线" w:hAnsi="等线"/>
         </w:rPr>
-        <w:t>DEV 测试环境：/opt/longmarch-dev/ 端口5001 dev.zhichangxuan.com</w:t>
+        <w:t xml:space="preserve">DEV </w:t>
+      </w:r>
+      <w:proofErr w:type="spellStart"/>
+      <w:r>
+        <w:rPr>
+          <w:rFonts w:ascii="等线" w:eastAsia="等线" w:hAnsi="等线"/>
+        </w:rPr>
+        <w:t>测试环境</w:t>
+      </w:r>
+      <w:proofErr w:type="spellEnd"/>
+      <w:r>
+        <w:rPr>
+          <w:rFonts w:ascii="等线" w:eastAsia="等线" w:hAnsi="等线"/>
+        </w:rPr>
+        <w:t>：/opt/</w:t>
+      </w:r>
+      <w:proofErr w:type="spellStart"/>
+      <w:r>
+        <w:rPr>
+          <w:rFonts w:ascii="等线" w:eastAsia="等线" w:hAnsi="等线"/>
+        </w:rPr>
+        <w:t>longmarch</w:t>
+      </w:r>
+      <w:proofErr w:type="spellEnd"/>
+      <w:r>
+        <w:rPr>
+          <w:rFonts w:ascii="等线" w:eastAsia="等线" w:hAnsi="等线"/>
+        </w:rPr>
+        <w:t>-dev/ 端口5001 dev.zhichangxuan.com</w:t>
       </w:r>
       <w:r>
         <w:rPr>
@@ -381,18 +459,69 @@
         </w:rPr>
         <w:t>服务器</w:t>
       </w:r>
+      <w:proofErr w:type="spellStart"/>
       <w:r>
         <w:rPr>
           <w:rFonts w:ascii="等线" w:eastAsia="等线" w:hAnsi="等线" w:hint="eastAsia"/>
           <w:lang w:eastAsia="zh-CN"/>
         </w:rPr>
-        <w:t>prd：</w:t>
-      </w:r>
-      <w:r>
-        <w:rPr>
-          <w:rFonts w:ascii="等线" w:eastAsia="等线" w:hAnsi="等线"/>
-        </w:rPr>
-        <w:t xml:space="preserve"> PRD 生产环境：/opt/longmarch-map/  端口5000 zhichangxuan.com</w:t>
+        <w:t>prd</w:t>
+      </w:r>
+      <w:proofErr w:type="spellEnd"/>
+      <w:r>
+        <w:rPr>
+          <w:rFonts w:ascii="等线" w:eastAsia="等线" w:hAnsi="等线" w:hint="eastAsia"/>
+          <w:lang w:eastAsia="zh-CN"/>
+        </w:rPr>
+        <w:t>：</w:t>
+      </w:r>
+      <w:r>
+        <w:rPr>
+          <w:rFonts w:ascii="等线" w:eastAsia="等线" w:hAnsi="等线"/>
+        </w:rPr>
+        <w:t xml:space="preserve"> PRD </w:t>
+      </w:r>
+      <w:proofErr w:type="spellStart"/>
+      <w:r>
+        <w:rPr>
+          <w:rFonts w:ascii="等线" w:eastAsia="等线" w:hAnsi="等线"/>
+        </w:rPr>
+        <w:t>生产环境</w:t>
+      </w:r>
+      <w:proofErr w:type="spellEnd"/>
+      <w:r>
+        <w:rPr>
+          <w:rFonts w:ascii="等线" w:eastAsia="等线" w:hAnsi="等线"/>
+        </w:rPr>
+        <w:t>：/opt/</w:t>
+      </w:r>
+      <w:proofErr w:type="spellStart"/>
+      <w:r>
+        <w:rPr>
+          <w:rFonts w:ascii="等线" w:eastAsia="等线" w:hAnsi="等线"/>
+        </w:rPr>
+        <w:t>longmarch</w:t>
+      </w:r>
+      <w:proofErr w:type="spellEnd"/>
+      <w:r>
+        <w:rPr>
+          <w:rFonts w:ascii="等线" w:eastAsia="等线" w:hAnsi="等线"/>
+        </w:rPr>
+        <w:t>-map</w:t>
+      </w:r>
+      <w:proofErr w:type="gramStart"/>
+      <w:r>
+        <w:rPr>
+          <w:rFonts w:ascii="等线" w:eastAsia="等线" w:hAnsi="等线"/>
+        </w:rPr>
+        <w:t>/  端口</w:t>
+      </w:r>
+      <w:proofErr w:type="gramEnd"/>
+      <w:r>
+        <w:rPr>
+          <w:rFonts w:ascii="等线" w:eastAsia="等线" w:hAnsi="等线"/>
+        </w:rPr>
+        <w:t>5000 zhichangxuan.com</w:t>
       </w:r>
     </w:p>
     <w:p>
@@ -401,11 +530,61 @@
           <w:rFonts w:ascii="等线" w:eastAsia="等线" w:hAnsi="等线" w:hint="eastAsia"/>
         </w:rPr>
       </w:pPr>
-      <w:r>
-        <w:rPr>
-          <w:rFonts w:ascii="等线" w:eastAsia="等线" w:hAnsi="等线"/>
-        </w:rPr>
-        <w:t>只有一个 Git 仓库（longmarch-map），prd 和 dev 只是分支。</w:t>
+      <w:proofErr w:type="spellStart"/>
+      <w:r>
+        <w:rPr>
+          <w:rFonts w:ascii="等线" w:eastAsia="等线" w:hAnsi="等线"/>
+        </w:rPr>
+        <w:t>只有一个</w:t>
+      </w:r>
+      <w:proofErr w:type="spellEnd"/>
+      <w:r>
+        <w:rPr>
+          <w:rFonts w:ascii="等线" w:eastAsia="等线" w:hAnsi="等线"/>
+        </w:rPr>
+        <w:t xml:space="preserve"> Git </w:t>
+      </w:r>
+      <w:proofErr w:type="spellStart"/>
+      <w:r>
+        <w:rPr>
+          <w:rFonts w:ascii="等线" w:eastAsia="等线" w:hAnsi="等线"/>
+        </w:rPr>
+        <w:t>仓库（longmarch-map</w:t>
+      </w:r>
+      <w:proofErr w:type="spellEnd"/>
+      <w:r>
+        <w:rPr>
+          <w:rFonts w:ascii="等线" w:eastAsia="等线" w:hAnsi="等线"/>
+        </w:rPr>
+        <w:t>），</w:t>
+      </w:r>
+      <w:proofErr w:type="spellStart"/>
+      <w:r>
+        <w:rPr>
+          <w:rFonts w:ascii="等线" w:eastAsia="等线" w:hAnsi="等线"/>
+        </w:rPr>
+        <w:t>prd</w:t>
+      </w:r>
+      <w:proofErr w:type="spellEnd"/>
+      <w:r>
+        <w:rPr>
+          <w:rFonts w:ascii="等线" w:eastAsia="等线" w:hAnsi="等线"/>
+        </w:rPr>
+        <w:t xml:space="preserve"> 和 dev </w:t>
+      </w:r>
+      <w:proofErr w:type="spellStart"/>
+      <w:r>
+        <w:rPr>
+          <w:rFonts w:ascii="等线" w:eastAsia="等线" w:hAnsi="等线"/>
+        </w:rPr>
+        <w:t>只是分支</w:t>
+      </w:r>
+      <w:proofErr w:type="spellEnd"/>
+      <w:r>
+        <w:rPr>
+          <w:rFonts w:ascii="等线" w:eastAsia="等线" w:hAnsi="等线"/>
+        </w:rPr>
+        <w:t>。</w:t>
       </w:r>
     </w:p>
     <w:p>
@@ -415,6 +594,7 @@
           <w:rFonts w:ascii="等线" w:eastAsia="等线" w:hAnsi="等线" w:hint="eastAsia"/>
         </w:rPr>
       </w:pPr>
+      <w:proofErr w:type="spellStart"/>
       <w:r>
         <w:rPr>
           <w:rFonts w:ascii="等线" w:eastAsia="等线" w:hAnsi="等线"/>
@@ -422,6 +602,7 @@
         </w:rPr>
         <w:t>二、分支策略</w:t>
       </w:r>
+      <w:proofErr w:type="spellEnd"/>
     </w:p>
     <w:p>
       <w:pPr>
@@ -449,42 +630,59 @@
           <w:rFonts w:ascii="等线" w:eastAsia="等线" w:hAnsi="等线" w:hint="eastAsia"/>
           <w:lang w:eastAsia="zh-CN"/>
         </w:rPr>
-        <w:t>生产分支：</w:t>
-      </w:r>
-      <w:r>
-        <w:rPr>
-          <w:rFonts w:ascii="等线" w:eastAsia="等线" w:hAnsi="等线"/>
-          <w:lang w:eastAsia="zh-CN"/>
-        </w:rPr>
-        <w:t xml:space="preserve"> 生产稳定版，禁止直接提交</w:t>
+        <w:t>生产分支： 生产稳定版，禁止直接提交。升级前保存CZprd+版本号+last-good。升级失败回滚。</w:t>
+      </w:r>
+      <w:r>
+        <w:rPr>
+          <w:rFonts w:ascii="等线" w:eastAsia="等线" w:hAnsi="等线"/>
+          <w:lang w:eastAsia="zh-CN"/>
+        </w:rPr>
       </w:r>
       <w:r>
         <w:rPr>
           <w:rFonts w:ascii="等线" w:eastAsia="等线" w:hAnsi="等线" w:hint="eastAsia"/>
           <w:lang w:eastAsia="zh-CN"/>
         </w:rPr>
-        <w:t>。升级前</w:t>
       </w:r>
       <w:r>
         <w:rPr>
           <w:rFonts w:ascii="等线" w:eastAsia="等线" w:hAnsi="等线" w:cs="微软雅黑" w:hint="eastAsia"/>
           <w:lang w:eastAsia="zh-CN"/>
         </w:rPr>
-        <w:t>保存</w:t>
-      </w:r>
+      </w:r>
+      <w:proofErr w:type="spellStart"/>
       <w:r>
         <w:rPr>
           <w:rFonts w:ascii="等线" w:eastAsia="等线" w:hAnsi="等线" w:cs="微软雅黑" w:hint="eastAsia"/>
           <w:lang w:eastAsia="zh-CN"/>
         </w:rPr>
-        <w:t>CZprd+版本号+last-good</w:t>
-      </w:r>
+      </w:r>
+      <w:proofErr w:type="spellEnd"/>
       <w:r>
         <w:rPr>
           <w:rFonts w:ascii="等线" w:eastAsia="等线" w:hAnsi="等线" w:cs="微软雅黑" w:hint="eastAsia"/>
           <w:lang w:eastAsia="zh-CN"/>
         </w:rPr>
-        <w:t>。升级失败回滚。</w:t>
+      </w:r>
+      <w:r>
+        <w:rPr>
+          <w:rFonts w:ascii="等线" w:eastAsia="等线" w:hAnsi="等线" w:cs="微软雅黑" w:hint="eastAsia"/>
+          <w:lang w:eastAsia="zh-CN"/>
+        </w:rPr>
+      </w:r>
+      <w:proofErr w:type="gramStart"/>
+      <w:r>
+        <w:rPr>
+          <w:rFonts w:ascii="等线" w:eastAsia="等线" w:hAnsi="等线" w:cs="微软雅黑" w:hint="eastAsia"/>
+          <w:lang w:eastAsia="zh-CN"/>
+        </w:rPr>
+      </w:r>
+      <w:proofErr w:type="gramEnd"/>
+      <w:r>
+        <w:rPr>
+          <w:rFonts w:ascii="等线" w:eastAsia="等线" w:hAnsi="等线" w:cs="微软雅黑" w:hint="eastAsia"/>
+          <w:lang w:eastAsia="zh-CN"/>
+        </w:rPr>
       </w:r>
     </w:p>
     <w:p>
@@ -518,6 +716,48 @@
         </w:rPr>
         <w:t>必须 commit：1. 完成功能或修复 bug 后2. 升级 服务器prd 前（确保 DEV 状态已入库）3. 升级 服务器prd 前，先给当前 PRD 版本打CZprd+版本号+last-good tag格式：&lt;类型&gt;：&lt;做了什么&gt;类型：feat（新功能）fix（修复）chore（杂项）refactor（重构）docs（文档）</w:t>
       </w:r>
+      <w:proofErr w:type="spellStart"/>
+      <w:r>
+        <w:rPr>
+          <w:rFonts w:ascii="等线" w:eastAsia="等线" w:hAnsi="等线"/>
+          <w:lang w:eastAsia="zh-CN"/>
+        </w:rPr>
+      </w:r>
+      <w:proofErr w:type="spellEnd"/>
+      <w:r>
+        <w:rPr>
+          <w:rFonts w:ascii="等线" w:eastAsia="等线" w:hAnsi="等线"/>
+          <w:lang w:eastAsia="zh-CN"/>
+        </w:rPr>
+      </w:r>
+      <w:proofErr w:type="spellStart"/>
+      <w:r>
+        <w:rPr>
+          <w:rFonts w:ascii="等线" w:eastAsia="等线" w:hAnsi="等线"/>
+          <w:lang w:eastAsia="zh-CN"/>
+        </w:rPr>
+      </w:r>
+      <w:proofErr w:type="spellEnd"/>
+      <w:r>
+        <w:rPr>
+          <w:rFonts w:ascii="等线" w:eastAsia="等线" w:hAnsi="等线"/>
+          <w:lang w:eastAsia="zh-CN"/>
+        </w:rPr>
+      </w:r>
+      <w:proofErr w:type="spellStart"/>
+      <w:r>
+        <w:rPr>
+          <w:rFonts w:ascii="等线" w:eastAsia="等线" w:hAnsi="等线"/>
+          <w:lang w:eastAsia="zh-CN"/>
+        </w:rPr>
+      </w:r>
+      <w:proofErr w:type="spellEnd"/>
+      <w:r>
+        <w:rPr>
+          <w:rFonts w:ascii="等线" w:eastAsia="等线" w:hAnsi="等线"/>
+          <w:lang w:eastAsia="zh-CN"/>
+        </w:rPr>
+      </w:r>
     </w:p>
     <w:p>
       <w:pPr>
@@ -526,6 +766,7 @@
           <w:rFonts w:ascii="等线" w:eastAsia="等线" w:hAnsi="等线" w:hint="eastAsia"/>
         </w:rPr>
       </w:pPr>
+      <w:proofErr w:type="spellStart"/>
       <w:r>
         <w:rPr>
           <w:rFonts w:ascii="等线" w:eastAsia="等线" w:hAnsi="等线"/>
@@ -533,6 +774,7 @@
         </w:rPr>
         <w:t>四、日常开发工作流</w:t>
       </w:r>
+      <w:proofErr w:type="spellEnd"/>
     </w:p>
     <w:p>
       <w:pPr>
@@ -626,6 +868,34 @@
         </w:rPr>
         <w:t xml:space="preserve">把当前运行的服务器prd版本入库（代码、配置、数据库），CZprd+版本号+last-good。  </w:t>
       </w:r>
+      <w:proofErr w:type="spellStart"/>
+      <w:r>
+        <w:rPr>
+          <w:rFonts w:ascii="等线" w:eastAsia="等线" w:hAnsi="等线" w:hint="eastAsia"/>
+          <w:lang w:eastAsia="zh-CN"/>
+        </w:rPr>
+      </w:r>
+      <w:proofErr w:type="spellEnd"/>
+      <w:r>
+        <w:rPr>
+          <w:rFonts w:ascii="等线" w:eastAsia="等线" w:hAnsi="等线" w:hint="eastAsia"/>
+          <w:lang w:eastAsia="zh-CN"/>
+        </w:rPr>
+      </w:r>
+      <w:proofErr w:type="spellStart"/>
+      <w:r>
+        <w:rPr>
+          <w:rFonts w:ascii="等线" w:eastAsia="等线" w:hAnsi="等线" w:hint="eastAsia"/>
+          <w:lang w:eastAsia="zh-CN"/>
+        </w:rPr>
+      </w:r>
+      <w:proofErr w:type="spellEnd"/>
+      <w:r>
+        <w:rPr>
+          <w:rFonts w:ascii="等线" w:eastAsia="等线" w:hAnsi="等线" w:hint="eastAsia"/>
+          <w:lang w:eastAsia="zh-CN"/>
+        </w:rPr>
+      </w:r>
     </w:p>
     <w:p>
       <w:pPr>
@@ -661,30 +931,428 @@
           <w:rFonts w:ascii="等线" w:eastAsia="等线" w:hAnsi="等线" w:hint="eastAsia"/>
           <w:lang w:eastAsia="zh-CN"/>
         </w:rPr>
-        <w:t>测试通过的服器Dev当前版本入远程仓库。</w:t>
+        <w:t>确保测试通过的服器Dev当前版本、本地版本、同步，并已入远程仓库，版本号为CZdev+版本号+rc。（（Release Candidate）：候选发布版，除非发现严重问题否则即为正式版 ）。</w:t>
       </w:r>
       <w:r>
         <w:rPr>
           <w:rFonts w:ascii="等线" w:eastAsia="等线" w:hAnsi="等线" w:hint="eastAsia"/>
           <w:lang w:eastAsia="zh-CN"/>
         </w:rPr>
-        <w:t>这个入库是保护性入库，使用特殊版本号：</w:t>
-      </w:r>
-      <w:r>
-        <w:rPr>
-          <w:rFonts w:ascii="等线" w:eastAsia="等线" w:hAnsi="等线"/>
-          <w:color w:val="FF0000"/>
-          <w:lang w:eastAsia="zh-CN"/>
-        </w:rPr>
-        <w:t>CZdev+版本号+protect</w:t>
-      </w:r>
-      <w:r>
+      </w:r>
+      <w:r>
+        <w:rPr>
+          <w:rFonts w:ascii="等线" w:eastAsia="等线" w:hAnsi="等线" w:hint="eastAsia"/>
+          <w:lang w:eastAsia="zh-CN"/>
+        </w:rPr>
+      </w:r>
+      <w:r>
+        <w:rPr>
+          <w:rFonts w:ascii="等线" w:eastAsia="等线" w:hAnsi="等线" w:hint="eastAsia"/>
+          <w:lang w:eastAsia="zh-CN"/>
+        </w:rPr>
+      </w:r>
+      <w:r>
+        <w:rPr>
+          <w:rFonts w:ascii="等线" w:eastAsia="等线" w:hAnsi="等线" w:hint="eastAsia"/>
+          <w:lang w:eastAsia="zh-CN"/>
+        </w:rPr>
+      </w:r>
+      <w:proofErr w:type="spellStart"/>
+      <w:r>
+        <w:rPr>
+          <w:rFonts w:ascii="等线" w:eastAsia="等线" w:hAnsi="等线" w:hint="eastAsia"/>
+          <w:lang w:eastAsia="zh-CN"/>
+        </w:rPr>
+      </w:r>
+      <w:r>
+        <w:rPr>
+          <w:rFonts w:ascii="等线" w:eastAsia="等线" w:hAnsi="等线" w:hint="eastAsia"/>
+          <w:lang w:eastAsia="zh-CN"/>
+        </w:rPr>
+      </w:r>
+      <w:proofErr w:type="spellEnd"/>
+      <w:r>
+        <w:rPr>
+          <w:rFonts w:ascii="等线" w:eastAsia="等线" w:hAnsi="等线" w:hint="eastAsia"/>
+          <w:lang w:eastAsia="zh-CN"/>
+        </w:rPr>
+      </w:r>
+      <w:r>
+        <w:rPr>
+          <w:rFonts w:ascii="等线" w:eastAsia="等线" w:hAnsi="等线" w:hint="eastAsia"/>
+          <w:lang w:eastAsia="zh-CN"/>
+        </w:rPr>
+      </w:r>
+      <w:proofErr w:type="spellStart"/>
+      <w:r>
+        <w:rPr>
+          <w:rFonts w:ascii="等线" w:eastAsia="等线" w:hAnsi="等线" w:hint="eastAsia"/>
+          <w:lang w:eastAsia="zh-CN"/>
+        </w:rPr>
+      </w:r>
+      <w:proofErr w:type="spellEnd"/>
+      <w:r>
+        <w:rPr>
+          <w:rFonts w:ascii="等线" w:eastAsia="等线" w:hAnsi="等线" w:hint="eastAsia"/>
+          <w:lang w:eastAsia="zh-CN"/>
+        </w:rPr>
+      </w:r>
+      <w:r>
+        <w:rPr>
+          <w:rFonts w:ascii="等线" w:eastAsia="等线" w:hAnsi="等线" w:hint="eastAsia"/>
+          <w:lang w:eastAsia="zh-CN"/>
+        </w:rPr>
+      </w:r>
+      <w:r>
+        <w:rPr>
+          <w:rFonts w:ascii="等线" w:eastAsia="等线" w:hAnsi="等线"/>
+          <w:lang w:eastAsia="zh-CN"/>
+        </w:rPr>
+      </w:r>
+      <w:r>
+        <w:rPr>
+          <w:rFonts w:ascii="等线" w:eastAsia="等线" w:hAnsi="等线" w:hint="eastAsia"/>
+          <w:lang w:eastAsia="zh-CN"/>
+        </w:rPr>
+      </w:r>
+      <w:r>
+        <w:rPr>
+          <w:rFonts w:ascii="等线" w:eastAsia="等线" w:hAnsi="等线" w:hint="eastAsia"/>
+          <w:lang w:eastAsia="zh-CN"/>
+        </w:rPr>
+      </w:r>
+    </w:p>
+    <w:p>
+      <w:pPr>
+        <w:rPr>
+          <w:rFonts w:ascii="等线" w:eastAsia="等线" w:hAnsi="等线" w:hint="eastAsia"/>
+          <w:lang w:eastAsia="zh-CN"/>
+        </w:rPr>
+      </w:pPr>
+      <w:r>
+        <w:rPr>
+          <w:rFonts w:ascii="等线" w:eastAsia="等线" w:hAnsi="等线" w:hint="eastAsia"/>
+          <w:lang w:eastAsia="zh-CN"/>
+        </w:rPr>
+        <w:t>5.3  生产部署</w:t>
+      </w:r>
+    </w:p>
+    <w:p>
+      <w:pPr>
+        <w:rPr>
+          <w:rFonts w:ascii="等线" w:eastAsia="等线" w:hAnsi="等线" w:hint="eastAsia"/>
+          <w:lang w:eastAsia="zh-CN"/>
+        </w:rPr>
+      </w:pPr>
+      <w:r>
+        <w:rPr>
+          <w:rFonts w:ascii="等线" w:eastAsia="等线" w:hAnsi="等线"/>
+          <w:lang w:eastAsia="zh-CN"/>
+        </w:rPr>
+        <w:t xml:space="preserve"> 从测试通过的远程仓库拉取CZdev+版本号+rc版本部署到服务器prd。（此时，服务器prd之前版本已经备份入库为CZprd+版本号+last-good）</w:t>
+      </w:r>
+      <w:proofErr w:type="spellStart"/>
+      <w:r>
+        <w:rPr>
+          <w:rFonts w:ascii="等线" w:eastAsia="等线" w:hAnsi="等线" w:hint="eastAsia"/>
+          <w:lang w:eastAsia="zh-CN"/>
+        </w:rPr>
+      </w:r>
+      <w:r>
+        <w:rPr>
+          <w:rFonts w:ascii="等线" w:eastAsia="等线" w:hAnsi="等线" w:hint="eastAsia"/>
+          <w:lang w:eastAsia="zh-CN"/>
+        </w:rPr>
+      </w:r>
+      <w:proofErr w:type="spellEnd"/>
+      <w:r>
+        <w:rPr>
+          <w:rFonts w:ascii="等线" w:eastAsia="等线" w:hAnsi="等线" w:hint="eastAsia"/>
+          <w:lang w:eastAsia="zh-CN"/>
+        </w:rPr>
+      </w:r>
+      <w:r>
+        <w:rPr>
+          <w:rFonts w:ascii="等线" w:eastAsia="等线" w:hAnsi="等线" w:hint="eastAsia"/>
+          <w:lang w:eastAsia="zh-CN"/>
+        </w:rPr>
+      </w:r>
+      <w:proofErr w:type="spellStart"/>
+      <w:r>
+        <w:rPr>
+          <w:rFonts w:ascii="等线" w:eastAsia="等线" w:hAnsi="等线" w:hint="eastAsia"/>
+          <w:lang w:eastAsia="zh-CN"/>
+        </w:rPr>
+      </w:r>
+      <w:proofErr w:type="spellEnd"/>
+      <w:r>
+        <w:rPr>
+          <w:rFonts w:ascii="等线" w:eastAsia="等线" w:hAnsi="等线"/>
+          <w:lang w:eastAsia="zh-CN"/>
+        </w:rPr>
+      </w:r>
+      <w:proofErr w:type="spellStart"/>
+      <w:r>
+        <w:rPr>
+          <w:rFonts w:ascii="等线" w:eastAsia="等线" w:hAnsi="等线"/>
+          <w:lang w:eastAsia="zh-CN"/>
+        </w:rPr>
+      </w:r>
+      <w:proofErr w:type="spellEnd"/>
+      <w:r>
+        <w:rPr>
+          <w:rFonts w:ascii="等线" w:eastAsia="等线" w:hAnsi="等线"/>
+          <w:lang w:eastAsia="zh-CN"/>
+        </w:rPr>
+      </w:r>
+      <w:proofErr w:type="spellStart"/>
+      <w:r>
+        <w:rPr>
+          <w:rFonts w:ascii="等线" w:eastAsia="等线" w:hAnsi="等线"/>
+          <w:lang w:eastAsia="zh-CN"/>
+        </w:rPr>
+      </w:r>
+      <w:proofErr w:type="spellEnd"/>
+      <w:r>
+        <w:rPr>
+          <w:rFonts w:ascii="等线" w:eastAsia="等线" w:hAnsi="等线"/>
+          <w:lang w:eastAsia="zh-CN"/>
+        </w:rPr>
+      </w:r>
+      <w:proofErr w:type="spellStart"/>
+      <w:r>
+        <w:rPr>
+          <w:rFonts w:ascii="等线" w:eastAsia="等线" w:hAnsi="等线"/>
+          <w:lang w:eastAsia="zh-CN"/>
+        </w:rPr>
+      </w:r>
+      <w:proofErr w:type="spellEnd"/>
+      <w:r>
+        <w:rPr>
+          <w:rFonts w:ascii="等线" w:eastAsia="等线" w:hAnsi="等线"/>
+          <w:lang w:eastAsia="zh-CN"/>
+        </w:rPr>
+      </w:r>
+    </w:p>
+    <w:p>
+      <w:pPr>
+        <w:rPr>
+          <w:rFonts w:ascii="等线" w:eastAsia="等线" w:hAnsi="等线" w:hint="eastAsia"/>
+          <w:lang w:eastAsia="zh-CN"/>
+        </w:rPr>
+      </w:pPr>
+      <w:r>
+        <w:rPr>
+          <w:rFonts w:ascii="等线" w:eastAsia="等线" w:hAnsi="等线"/>
+          <w:lang w:eastAsia="zh-CN"/>
+        </w:rPr>
+        <w:t>5.</w:t>
+      </w:r>
+      <w:r>
+        <w:rPr>
+          <w:rFonts w:ascii="等线" w:eastAsia="等线" w:hAnsi="等线" w:hint="eastAsia"/>
+          <w:lang w:eastAsia="zh-CN"/>
+        </w:rPr>
+        <w:t>4</w:t>
+      </w:r>
+      <w:r>
+        <w:rPr>
+          <w:rFonts w:ascii="等线" w:eastAsia="等线" w:hAnsi="等线"/>
+          <w:lang w:eastAsia="zh-CN"/>
+        </w:rPr>
+        <w:t xml:space="preserve"> </w:t>
+      </w:r>
+      <w:r>
+        <w:rPr>
+          <w:rFonts w:ascii="等线" w:eastAsia="等线" w:hAnsi="等线" w:hint="eastAsia"/>
+          <w:lang w:eastAsia="zh-CN"/>
+        </w:rPr>
+        <w:t>运行  无故障就正常运行。有非致命bug，记录、提变更，等待下一版本升级更改。严重bug时走“失败回滚流程”。</w:t>
+      </w:r>
+    </w:p>
+    <w:p>
+      <w:pPr>
+        <w:pStyle w:val="1"/>
+        <w:rPr>
+          <w:rFonts w:ascii="等线" w:eastAsia="等线" w:hAnsi="等线" w:hint="eastAsia"/>
+          <w:lang w:eastAsia="zh-CN"/>
+        </w:rPr>
+      </w:pPr>
+      <w:r>
+        <w:rPr>
+          <w:rFonts w:ascii="等线" w:eastAsia="等线" w:hAnsi="等线"/>
+          <w:color w:val="1A1A2E"/>
+          <w:lang w:eastAsia="zh-CN"/>
+        </w:rPr>
+        <w:t>六、</w:t>
+      </w:r>
+      <w:proofErr w:type="gramStart"/>
+      <w:r>
+        <w:rPr>
+          <w:rFonts w:ascii="等线" w:eastAsia="等线" w:hAnsi="等线"/>
+          <w:color w:val="1A1A2E"/>
+          <w:lang w:eastAsia="zh-CN"/>
+        </w:rPr>
+        <w:t>失败回滚</w:t>
+      </w:r>
+      <w:proofErr w:type="gramEnd"/>
+      <w:r>
+        <w:rPr>
+          <w:rFonts w:ascii="等线" w:eastAsia="等线" w:hAnsi="等线"/>
+          <w:color w:val="1A1A2E"/>
+          <w:lang w:eastAsia="zh-CN"/>
+        </w:rPr>
+        <w:t>流程</w:t>
+      </w:r>
+    </w:p>
+    <w:p>
+      <w:pPr>
+        <w:rPr>
+          <w:rFonts w:ascii="等线" w:eastAsia="等线" w:hAnsi="等线" w:hint="eastAsia"/>
+          <w:lang w:eastAsia="zh-CN"/>
+        </w:rPr>
+      </w:pPr>
+      <w:proofErr w:type="gramStart"/>
+      <w:r>
+        <w:rPr>
+          <w:rFonts w:ascii="等线" w:eastAsia="等线" w:hAnsi="等线"/>
+          <w:lang w:eastAsia="zh-CN"/>
+        </w:rPr>
+        <w:t>回滚前</w:t>
+      </w:r>
+      <w:proofErr w:type="gramEnd"/>
+      <w:r>
+        <w:rPr>
+          <w:rFonts w:ascii="等线" w:eastAsia="等线" w:hAnsi="等线"/>
+          <w:lang w:eastAsia="zh-CN"/>
+        </w:rPr>
+        <w:t>的前提操作（顺序不能乱）：</w:t>
+      </w:r>
+    </w:p>
+    <w:p>
+      <w:pPr>
+        <w:rPr>
+          <w:rFonts w:ascii="等线" w:eastAsia="等线" w:hAnsi="等线" w:hint="eastAsia"/>
+        </w:rPr>
+      </w:pPr>
+      <w:r>
+        <w:rPr>
+          <w:rFonts w:ascii="等线" w:eastAsia="等线" w:hAnsi="等线"/>
+        </w:rPr>
+        <w:t xml:space="preserve">第 1 </w:t>
+      </w:r>
+      <w:proofErr w:type="spellStart"/>
+      <w:r>
+        <w:rPr>
+          <w:rFonts w:ascii="等线" w:eastAsia="等线" w:hAnsi="等线"/>
+        </w:rPr>
+        <w:t>步：保护</w:t>
+      </w:r>
+      <w:proofErr w:type="spellEnd"/>
+      <w:r>
+        <w:rPr>
+          <w:rFonts w:ascii="等线" w:eastAsia="等线" w:hAnsi="等线"/>
+        </w:rPr>
+        <w:t xml:space="preserve"> DEV </w:t>
+      </w:r>
+      <w:proofErr w:type="spellStart"/>
+      <w:r>
+        <w:rPr>
+          <w:rFonts w:ascii="等线" w:eastAsia="等线" w:hAnsi="等线"/>
+        </w:rPr>
+        <w:t>进度</w:t>
+      </w:r>
+      <w:proofErr w:type="spellEnd"/>
+    </w:p>
+    <w:p>
+      <w:pPr>
         <w:rPr>
           <w:rFonts w:ascii="等线" w:eastAsia="等线" w:hAnsi="等线" w:hint="eastAsia"/>
           <w:color w:val="FF0000"/>
           <w:lang w:eastAsia="zh-CN"/>
         </w:rPr>
-        <w:t>。</w:t>
+      </w:pPr>
+      <w:proofErr w:type="spellStart"/>
+      <w:r>
+        <w:rPr>
+          <w:rFonts w:ascii="等线" w:eastAsia="等线" w:hAnsi="等线"/>
+        </w:rPr>
+        <w:t>服器Dev 上 git add + git commit + git push origin dev，把未提交的开发进度先入库，打保护性 tag：CZdev+版本号+protect。这个入库是保护性入库，所以使用特殊版本号：CZdev+版本号+protect。</w:t>
+      </w:r>
+      <w:proofErr w:type="spellEnd"/>
+      <w:r>
+        <w:rPr>
+          <w:rFonts w:ascii="等线" w:eastAsia="等线" w:hAnsi="等线"/>
+        </w:rPr>
+      </w:r>
+      <w:proofErr w:type="spellStart"/>
+      <w:r>
+        <w:rPr>
+          <w:rFonts w:ascii="等线" w:eastAsia="等线" w:hAnsi="等线"/>
+        </w:rPr>
+      </w:r>
+      <w:proofErr w:type="spellEnd"/>
+      <w:r>
+        <w:rPr>
+          <w:rFonts w:ascii="等线" w:eastAsia="等线" w:hAnsi="等线"/>
+        </w:rPr>
+      </w:r>
+      <w:proofErr w:type="spellStart"/>
+      <w:r>
+        <w:rPr>
+          <w:rFonts w:ascii="等线" w:eastAsia="等线" w:hAnsi="等线"/>
+        </w:rPr>
+      </w:r>
+      <w:proofErr w:type="spellEnd"/>
+      <w:r>
+        <w:rPr>
+          <w:rFonts w:ascii="等线" w:eastAsia="等线" w:hAnsi="等线" w:hint="eastAsia"/>
+          <w:lang w:eastAsia="zh-CN"/>
+        </w:rPr>
+      </w:r>
+      <w:r>
+        <w:rPr>
+          <w:rFonts w:ascii="等线" w:eastAsia="等线" w:hAnsi="等线" w:hint="eastAsia"/>
+          <w:color w:val="FF0000"/>
+          <w:lang w:eastAsia="zh-CN"/>
+        </w:rPr>
+      </w:r>
+      <w:r>
+        <w:rPr>
+          <w:rFonts w:ascii="等线" w:eastAsia="等线" w:hAnsi="等线" w:hint="eastAsia"/>
+          <w:color w:val="FF0000"/>
+          <w:lang w:eastAsia="zh-CN"/>
+        </w:rPr>
+      </w:r>
+      <w:r>
+        <w:rPr>
+          <w:rFonts w:ascii="等线" w:eastAsia="等线" w:hAnsi="等线" w:hint="eastAsia"/>
+          <w:color w:val="FF0000"/>
+          <w:lang w:eastAsia="zh-CN"/>
+        </w:rPr>
+      </w:r>
+      <w:proofErr w:type="spellStart"/>
+      <w:r>
+        <w:rPr>
+          <w:rFonts w:ascii="等线" w:eastAsia="等线" w:hAnsi="等线"/>
+          <w:color w:val="FF0000"/>
+          <w:lang w:eastAsia="zh-CN"/>
+        </w:rPr>
+      </w:r>
+      <w:proofErr w:type="spellEnd"/>
+      <w:r>
+        <w:rPr>
+          <w:rFonts w:ascii="等线" w:eastAsia="等线" w:hAnsi="等线"/>
+          <w:color w:val="FF0000"/>
+          <w:lang w:eastAsia="zh-CN"/>
+        </w:rPr>
+      </w:r>
+      <w:r>
+        <w:rPr>
+          <w:rFonts w:ascii="等线" w:eastAsia="等线" w:hAnsi="等线" w:hint="eastAsia"/>
+          <w:color w:val="FF0000"/>
+          <w:lang w:eastAsia="zh-CN"/>
+        </w:rPr>
       </w:r>
     </w:p>
     <w:p>
@@ -694,80 +1362,142 @@
           <w:lang w:eastAsia="zh-CN"/>
         </w:rPr>
       </w:pPr>
-      <w:r>
-        <w:rPr>
-          <w:rFonts w:ascii="等线" w:eastAsia="等线" w:hAnsi="等线" w:hint="eastAsia"/>
-          <w:lang w:eastAsia="zh-CN"/>
-        </w:rPr>
-        <w:t>5.3  生产部署</w:t>
-      </w:r>
     </w:p>
     <w:p>
       <w:pPr>
         <w:rPr>
           <w:rFonts w:ascii="等线" w:eastAsia="等线" w:hAnsi="等线" w:hint="eastAsia"/>
-          <w:lang w:eastAsia="zh-CN"/>
-        </w:rPr>
-      </w:pPr>
-      <w:r>
-        <w:rPr>
-          <w:rFonts w:ascii="等线" w:eastAsia="等线" w:hAnsi="等线"/>
-          <w:lang w:eastAsia="zh-CN"/>
-        </w:rPr>
-        <w:t xml:space="preserve"> 从测试通过的远程仓库拉取版本部署到服务器prd。（此时，服务器prd之前版本已经备份入库为CZprd+版本号+last-good）</w:t>
+        </w:rPr>
+      </w:pPr>
+      <w:r>
+        <w:rPr>
+          <w:rFonts w:ascii="等线" w:eastAsia="等线" w:hAnsi="等线"/>
+        </w:rPr>
+        <w:t xml:space="preserve">第 2 </w:t>
+      </w:r>
+      <w:proofErr w:type="spellStart"/>
+      <w:r>
+        <w:rPr>
+          <w:rFonts w:ascii="等线" w:eastAsia="等线" w:hAnsi="等线"/>
+        </w:rPr>
+        <w:t>步：服务器prd</w:t>
+      </w:r>
+      <w:proofErr w:type="spellEnd"/>
+      <w:r>
+        <w:rPr>
+          <w:rFonts w:ascii="等线" w:eastAsia="等线" w:hAnsi="等线"/>
+        </w:rPr>
+        <w:t xml:space="preserve"> </w:t>
+      </w:r>
+      <w:proofErr w:type="spellStart"/>
+      <w:r>
+        <w:rPr>
+          <w:rFonts w:ascii="等线" w:eastAsia="等线" w:hAnsi="等线"/>
+        </w:rPr>
+        <w:t>代码复制到</w:t>
+      </w:r>
+      <w:proofErr w:type="spellEnd"/>
+      <w:r>
+        <w:rPr>
+          <w:rFonts w:ascii="等线" w:eastAsia="等线" w:hAnsi="等线"/>
+        </w:rPr>
+        <w:t xml:space="preserve"> </w:t>
+      </w:r>
+      <w:proofErr w:type="spellStart"/>
+      <w:r>
+        <w:rPr>
+          <w:rFonts w:ascii="等线" w:eastAsia="等线" w:hAnsi="等线"/>
+        </w:rPr>
+        <w:t>服器Dev（cp</w:t>
+      </w:r>
+      <w:proofErr w:type="spellEnd"/>
+      <w:r>
+        <w:rPr>
+          <w:rFonts w:ascii="等线" w:eastAsia="等线" w:hAnsi="等线"/>
+        </w:rPr>
+        <w:t xml:space="preserve"> </w:t>
+      </w:r>
+      <w:proofErr w:type="spellStart"/>
+      <w:r>
+        <w:rPr>
+          <w:rFonts w:ascii="等线" w:eastAsia="等线" w:hAnsi="等线"/>
+        </w:rPr>
+        <w:t>操作，不是</w:t>
+      </w:r>
+      <w:proofErr w:type="spellEnd"/>
+      <w:r>
+        <w:rPr>
+          <w:rFonts w:ascii="等线" w:eastAsia="等线" w:hAnsi="等线"/>
+        </w:rPr>
+        <w:t xml:space="preserve"> git）</w:t>
       </w:r>
     </w:p>
     <w:p>
       <w:pPr>
         <w:rPr>
           <w:rFonts w:ascii="等线" w:eastAsia="等线" w:hAnsi="等线" w:hint="eastAsia"/>
-          <w:lang w:eastAsia="zh-CN"/>
-        </w:rPr>
-      </w:pPr>
-      <w:r>
-        <w:rPr>
-          <w:rFonts w:ascii="等线" w:eastAsia="等线" w:hAnsi="等线"/>
-          <w:lang w:eastAsia="zh-CN"/>
-        </w:rPr>
-        <w:t>5.</w:t>
-      </w:r>
-      <w:r>
-        <w:rPr>
-          <w:rFonts w:ascii="等线" w:eastAsia="等线" w:hAnsi="等线" w:hint="eastAsia"/>
-          <w:lang w:eastAsia="zh-CN"/>
-        </w:rPr>
-        <w:t>4</w:t>
-      </w:r>
-      <w:r>
-        <w:rPr>
-          <w:rFonts w:ascii="等线" w:eastAsia="等线" w:hAnsi="等线"/>
-          <w:lang w:eastAsia="zh-CN"/>
-        </w:rPr>
-        <w:t xml:space="preserve"> </w:t>
-      </w:r>
-      <w:r>
-        <w:rPr>
-          <w:rFonts w:ascii="等线" w:eastAsia="等线" w:hAnsi="等线" w:hint="eastAsia"/>
-          <w:lang w:eastAsia="zh-CN"/>
-        </w:rPr>
-        <w:t>运行  无故障就正常运行。有非致命bug，记录、提变更，等待下一版本升级更改。严重bug时走“失败回滚流程”。</w:t>
+        </w:rPr>
+      </w:pPr>
+      <w:r>
+        <w:rPr>
+          <w:rFonts w:ascii="等线" w:eastAsia="等线" w:hAnsi="等线"/>
+        </w:rPr>
+        <w:t xml:space="preserve">  只复制应用代码文件（.py、.js、.html、.css）：</w:t>
       </w:r>
     </w:p>
     <w:p>
       <w:pPr>
-        <w:pStyle w:val="1"/>
         <w:rPr>
           <w:rFonts w:ascii="等线" w:eastAsia="等线" w:hAnsi="等线" w:hint="eastAsia"/>
-          <w:lang w:eastAsia="zh-CN"/>
-        </w:rPr>
-      </w:pPr>
-      <w:r>
-        <w:rPr>
-          <w:rFonts w:ascii="等线" w:eastAsia="等线" w:hAnsi="等线"/>
-          <w:color w:val="1A1A2E"/>
-          <w:lang w:eastAsia="zh-CN"/>
-        </w:rPr>
-        <w:t>六、失败回滚流程</w:t>
+        </w:rPr>
+      </w:pPr>
+      <w:r>
+        <w:rPr>
+          <w:rFonts w:ascii="等线" w:eastAsia="等线" w:hAnsi="等线"/>
+        </w:rPr>
+        <w:t xml:space="preserve">  cp /opt/</w:t>
+      </w:r>
+      <w:proofErr w:type="spellStart"/>
+      <w:r>
+        <w:rPr>
+          <w:rFonts w:ascii="等线" w:eastAsia="等线" w:hAnsi="等线"/>
+        </w:rPr>
+        <w:t>longmarch</w:t>
+      </w:r>
+      <w:proofErr w:type="spellEnd"/>
+      <w:r>
+        <w:rPr>
+          <w:rFonts w:ascii="等线" w:eastAsia="等线" w:hAnsi="等线"/>
+        </w:rPr>
+        <w:t>-map/001 项目源码/services/*.py /opt/</w:t>
+      </w:r>
+      <w:proofErr w:type="spellStart"/>
+      <w:r>
+        <w:rPr>
+          <w:rFonts w:ascii="等线" w:eastAsia="等线" w:hAnsi="等线"/>
+        </w:rPr>
+        <w:t>longmarch</w:t>
+      </w:r>
+      <w:proofErr w:type="spellEnd"/>
+      <w:r>
+        <w:rPr>
+          <w:rFonts w:ascii="等线" w:eastAsia="等线" w:hAnsi="等线"/>
+        </w:rPr>
+        <w:t xml:space="preserve">-dev/001 </w:t>
+      </w:r>
+      <w:proofErr w:type="spellStart"/>
+      <w:r>
+        <w:rPr>
+          <w:rFonts w:ascii="等线" w:eastAsia="等线" w:hAnsi="等线"/>
+        </w:rPr>
+        <w:t>项目源码</w:t>
+      </w:r>
+      <w:proofErr w:type="spellEnd"/>
+      <w:r>
+        <w:rPr>
+          <w:rFonts w:ascii="等线" w:eastAsia="等线" w:hAnsi="等线"/>
+        </w:rPr>
+        <w:t>/services/</w:t>
       </w:r>
     </w:p>
     <w:p>
@@ -780,9 +1510,15 @@
       <w:r>
         <w:rPr>
           <w:rFonts w:ascii="等线" w:eastAsia="等线" w:hAnsi="等线"/>
-          <w:lang w:eastAsia="zh-CN"/>
-        </w:rPr>
-        <w:t>回滚前的前提操作（顺序不能乱）：</w:t>
+        </w:rPr>
+        <w:t xml:space="preserve">  </w:t>
+      </w:r>
+      <w:r>
+        <w:rPr>
+          <w:rFonts w:ascii="等线" w:eastAsia="等线" w:hAnsi="等线"/>
+          <w:lang w:eastAsia="zh-CN"/>
+        </w:rPr>
+        <w:t>cp 静态文件、模板文件等，按目录逐个复制</w:t>
       </w:r>
     </w:p>
     <w:p>
@@ -794,8 +1530,37 @@
       <w:r>
         <w:rPr>
           <w:rFonts w:ascii="等线" w:eastAsia="等线" w:hAnsi="等线"/>
-        </w:rPr>
-        <w:t>第 1 步：保护 DEV 进度</w:t>
+          <w:lang w:eastAsia="zh-CN"/>
+        </w:rPr>
+        <w:t xml:space="preserve">  </w:t>
+      </w:r>
+      <w:proofErr w:type="spellStart"/>
+      <w:r>
+        <w:rPr>
+          <w:rFonts w:ascii="等线" w:eastAsia="等线" w:hAnsi="等线"/>
+        </w:rPr>
+        <w:t>不复制（保留</w:t>
+      </w:r>
+      <w:proofErr w:type="spellEnd"/>
+      <w:r>
+        <w:rPr>
+          <w:rFonts w:ascii="等线" w:eastAsia="等线" w:hAnsi="等线"/>
+        </w:rPr>
+        <w:t xml:space="preserve"> DEV </w:t>
+      </w:r>
+      <w:proofErr w:type="spellStart"/>
+      <w:r>
+        <w:rPr>
+          <w:rFonts w:ascii="等线" w:eastAsia="等线" w:hAnsi="等线"/>
+        </w:rPr>
+        <w:t>自己的配置</w:t>
+      </w:r>
+      <w:proofErr w:type="spellEnd"/>
+      <w:r>
+        <w:rPr>
+          <w:rFonts w:ascii="等线" w:eastAsia="等线" w:hAnsi="等线"/>
+        </w:rPr>
+        <w:t>）：</w:t>
       </w:r>
     </w:p>
     <w:p>
@@ -808,8 +1573,100 @@
         <w:rPr>
           <w:rFonts w:ascii="等线" w:eastAsia="等线" w:hAnsi="等线"/>
         </w:rPr>
-        <w:t xml:space="preserve">服器Dev 上 git add + git commit + git push origin dev，把未提交的开发进度先入库，打保护性 tag：CZdev+版本号+protect</w:t>
-      </w:r>
+        <w:t xml:space="preserve">  - nginx </w:t>
+      </w:r>
+      <w:proofErr w:type="spellStart"/>
+      <w:r>
+        <w:rPr>
+          <w:rFonts w:ascii="等线" w:eastAsia="等线" w:hAnsi="等线"/>
+        </w:rPr>
+        <w:t>配置（域名、端口不同</w:t>
+      </w:r>
+      <w:proofErr w:type="spellEnd"/>
+      <w:r>
+        <w:rPr>
+          <w:rFonts w:ascii="等线" w:eastAsia="等线" w:hAnsi="等线"/>
+        </w:rPr>
+        <w:t>）</w:t>
+      </w:r>
+      <w:r>
+        <w:rPr>
+          <w:rFonts w:ascii="等线" w:eastAsia="等线" w:hAnsi="等线"/>
+        </w:rPr>
+        <w:br/>
+        <w:t xml:space="preserve">  - </w:t>
+      </w:r>
+      <w:proofErr w:type="spellStart"/>
+      <w:r>
+        <w:rPr>
+          <w:rFonts w:ascii="等线" w:eastAsia="等线" w:hAnsi="等线"/>
+        </w:rPr>
+        <w:t>gunicorn_config.py（端口不同</w:t>
+      </w:r>
+      <w:proofErr w:type="spellEnd"/>
+      <w:r>
+        <w:rPr>
+          <w:rFonts w:ascii="等线" w:eastAsia="等线" w:hAnsi="等线"/>
+        </w:rPr>
+        <w:t>）</w:t>
+      </w:r>
+      <w:r>
+        <w:rPr>
+          <w:rFonts w:ascii="等线" w:eastAsia="等线" w:hAnsi="等线"/>
+        </w:rPr>
+        <w:br/>
+      </w:r>
+      <w:r>
+        <w:rPr>
+          <w:rFonts w:ascii="等线" w:eastAsia="等线" w:hAnsi="等线"/>
+        </w:rPr>
+        <w:lastRenderedPageBreak/>
+        <w:t xml:space="preserve">  - </w:t>
+      </w:r>
+      <w:proofErr w:type="spellStart"/>
+      <w:r>
+        <w:rPr>
+          <w:rFonts w:ascii="等线" w:eastAsia="等线" w:hAnsi="等线"/>
+        </w:rPr>
+        <w:t>longmarch.db（数据库不同</w:t>
+      </w:r>
+      <w:proofErr w:type="spellEnd"/>
+      <w:r>
+        <w:rPr>
+          <w:rFonts w:ascii="等线" w:eastAsia="等线" w:hAnsi="等线"/>
+        </w:rPr>
+        <w:t>）</w:t>
+      </w:r>
+      <w:r>
+        <w:rPr>
+          <w:rFonts w:ascii="等线" w:eastAsia="等线" w:hAnsi="等线"/>
+        </w:rPr>
+        <w:br/>
+        <w:t xml:space="preserve">  - SECRET_KEY </w:t>
+      </w:r>
+      <w:proofErr w:type="spellStart"/>
+      <w:r>
+        <w:rPr>
+          <w:rFonts w:ascii="等线" w:eastAsia="等线" w:hAnsi="等线"/>
+        </w:rPr>
+        <w:t>等安全配置</w:t>
+      </w:r>
+      <w:proofErr w:type="spellEnd"/>
+      <w:r>
+        <w:rPr>
+          <w:rFonts w:ascii="等线" w:eastAsia="等线" w:hAnsi="等线"/>
+        </w:rPr>
+        <w:br/>
+        <w:t xml:space="preserve">  - </w:t>
+      </w:r>
+      <w:proofErr w:type="spellStart"/>
+      <w:r>
+        <w:rPr>
+          <w:rFonts w:ascii="等线" w:eastAsia="等线" w:hAnsi="等线"/>
+        </w:rPr>
+        <w:t>上传文件目录</w:t>
+      </w:r>
+      <w:proofErr w:type="spellEnd"/>
     </w:p>
     <w:p>
       <w:pPr>
@@ -828,20 +1685,64 @@
         <w:rPr>
           <w:rFonts w:ascii="等线" w:eastAsia="等线" w:hAnsi="等线"/>
         </w:rPr>
-        <w:t>第 2 步：服务器prd 代码复制到 服器Dev（cp 操作，不是 git）</w:t>
-      </w:r>
+        <w:t xml:space="preserve">  </w:t>
+      </w:r>
+      <w:proofErr w:type="spellStart"/>
+      <w:r>
+        <w:rPr>
+          <w:rFonts w:ascii="等线" w:eastAsia="等线" w:hAnsi="等线"/>
+        </w:rPr>
+        <w:t>复制完成后用</w:t>
+      </w:r>
+      <w:proofErr w:type="spellEnd"/>
+      <w:r>
+        <w:rPr>
+          <w:rFonts w:ascii="等线" w:eastAsia="等线" w:hAnsi="等线"/>
+        </w:rPr>
+        <w:t xml:space="preserve"> DEV 的 nginx + DEV 的 </w:t>
+      </w:r>
+      <w:proofErr w:type="spellStart"/>
+      <w:r>
+        <w:rPr>
+          <w:rFonts w:ascii="等线" w:eastAsia="等线" w:hAnsi="等线"/>
+        </w:rPr>
+        <w:t>gunicorn</w:t>
+      </w:r>
+      <w:proofErr w:type="spellEnd"/>
+      <w:r>
+        <w:rPr>
+          <w:rFonts w:ascii="等线" w:eastAsia="等线" w:hAnsi="等线"/>
+        </w:rPr>
+        <w:t xml:space="preserve"> </w:t>
+      </w:r>
+      <w:proofErr w:type="spellStart"/>
+      <w:r>
+        <w:rPr>
+          <w:rFonts w:ascii="等线" w:eastAsia="等线" w:hAnsi="等线"/>
+        </w:rPr>
+        <w:t>配置重新部署</w:t>
+      </w:r>
+      <w:proofErr w:type="spellEnd"/>
     </w:p>
     <w:p>
       <w:pPr>
         <w:rPr>
           <w:rFonts w:ascii="等线" w:eastAsia="等线" w:hAnsi="等线" w:hint="eastAsia"/>
-        </w:rPr>
-      </w:pPr>
-      <w:r>
-        <w:rPr>
-          <w:rFonts w:ascii="等线" w:eastAsia="等线" w:hAnsi="等线"/>
-        </w:rPr>
-        <w:t xml:space="preserve">  只复制应用代码文件（.py、.js、.html、.css）：</w:t>
+          <w:lang w:eastAsia="zh-CN"/>
+        </w:rPr>
+      </w:pPr>
+      <w:r>
+        <w:rPr>
+          <w:rFonts w:ascii="等线" w:eastAsia="等线" w:hAnsi="等线"/>
+        </w:rPr>
+        <w:t xml:space="preserve">  </w:t>
+      </w:r>
+      <w:r>
+        <w:rPr>
+          <w:rFonts w:ascii="等线" w:eastAsia="等线" w:hAnsi="等线"/>
+          <w:lang w:eastAsia="zh-CN"/>
+        </w:rPr>
+        <w:t>这样跑的是 PRD 代码 + DEV 配置，能暴露代码 bug 和环境差异</w:t>
       </w:r>
     </w:p>
     <w:p>
@@ -854,144 +1755,30 @@
         <w:rPr>
           <w:rFonts w:ascii="等线" w:eastAsia="等线" w:hAnsi="等线"/>
         </w:rPr>
-        <w:t xml:space="preserve">  cp /opt/longmarch-map/001 项目源码/services/*.py /opt/longmarch-dev/001 项目源码/services/</w:t>
-      </w:r>
-    </w:p>
-    <w:p>
-      <w:pPr>
-        <w:rPr>
-          <w:rFonts w:ascii="等线" w:eastAsia="等线" w:hAnsi="等线" w:hint="eastAsia"/>
-          <w:lang w:eastAsia="zh-CN"/>
-        </w:rPr>
-      </w:pPr>
-      <w:r>
-        <w:rPr>
-          <w:rFonts w:ascii="等线" w:eastAsia="等线" w:hAnsi="等线"/>
-        </w:rPr>
-        <w:t xml:space="preserve">  </w:t>
-      </w:r>
-      <w:r>
-        <w:rPr>
-          <w:rFonts w:ascii="等线" w:eastAsia="等线" w:hAnsi="等线"/>
-          <w:lang w:eastAsia="zh-CN"/>
-        </w:rPr>
-        <w:t>cp 静态文件、模板文件等，按目录逐个复制</w:t>
-      </w:r>
-    </w:p>
-    <w:p>
-      <w:pPr>
-        <w:rPr>
-          <w:rFonts w:ascii="等线" w:eastAsia="等线" w:hAnsi="等线" w:hint="eastAsia"/>
-        </w:rPr>
-      </w:pPr>
-      <w:r>
-        <w:rPr>
-          <w:rFonts w:ascii="等线" w:eastAsia="等线" w:hAnsi="等线"/>
-          <w:lang w:eastAsia="zh-CN"/>
-        </w:rPr>
-        <w:t xml:space="preserve">  </w:t>
-      </w:r>
-      <w:r>
-        <w:rPr>
-          <w:rFonts w:ascii="等线" w:eastAsia="等线" w:hAnsi="等线"/>
-        </w:rPr>
-        <w:t>不复制（保留 DEV 自己的配置）：</w:t>
-      </w:r>
-    </w:p>
-    <w:p>
-      <w:pPr>
-        <w:rPr>
-          <w:rFonts w:ascii="等线" w:eastAsia="等线" w:hAnsi="等线" w:hint="eastAsia"/>
-        </w:rPr>
-      </w:pPr>
-      <w:r>
-        <w:rPr>
-          <w:rFonts w:ascii="等线" w:eastAsia="等线" w:hAnsi="等线"/>
-        </w:rPr>
-        <w:t xml:space="preserve">  - nginx 配置（域名、端口不同）</w:t>
-      </w:r>
-      <w:r>
-        <w:rPr>
-          <w:rFonts w:ascii="等线" w:eastAsia="等线" w:hAnsi="等线"/>
-        </w:rPr>
-        <w:br/>
-        <w:t xml:space="preserve">  - gunicorn_config.py（端口不同）</w:t>
-      </w:r>
-      <w:r>
-        <w:rPr>
-          <w:rFonts w:ascii="等线" w:eastAsia="等线" w:hAnsi="等线"/>
-        </w:rPr>
-        <w:br/>
-        <w:t xml:space="preserve">  - longmarch.db（数据库不同）</w:t>
-      </w:r>
-      <w:r>
-        <w:rPr>
-          <w:rFonts w:ascii="等线" w:eastAsia="等线" w:hAnsi="等线"/>
-        </w:rPr>
-        <w:br/>
-        <w:t xml:space="preserve">  - SECRET_KEY 等安全配置</w:t>
-      </w:r>
-      <w:r>
-        <w:rPr>
-          <w:rFonts w:ascii="等线" w:eastAsia="等线" w:hAnsi="等线"/>
-        </w:rPr>
-        <w:br/>
-        <w:t xml:space="preserve">  - 上传文件目录</w:t>
-      </w:r>
-    </w:p>
-    <w:p>
-      <w:pPr>
-        <w:rPr>
-          <w:rFonts w:ascii="等线" w:eastAsia="等线" w:hAnsi="等线" w:hint="eastAsia"/>
-        </w:rPr>
-      </w:pPr>
-    </w:p>
-    <w:p>
-      <w:pPr>
-        <w:rPr>
-          <w:rFonts w:ascii="等线" w:eastAsia="等线" w:hAnsi="等线" w:hint="eastAsia"/>
-        </w:rPr>
-      </w:pPr>
-      <w:r>
-        <w:rPr>
-          <w:rFonts w:ascii="等线" w:eastAsia="等线" w:hAnsi="等线"/>
-        </w:rPr>
-        <w:t xml:space="preserve">  复制完成后用 DEV 的 nginx + DEV 的 gunicorn 配置重新部署</w:t>
-      </w:r>
-    </w:p>
-    <w:p>
-      <w:pPr>
-        <w:rPr>
-          <w:rFonts w:ascii="等线" w:eastAsia="等线" w:hAnsi="等线" w:hint="eastAsia"/>
-          <w:lang w:eastAsia="zh-CN"/>
-        </w:rPr>
-      </w:pPr>
-      <w:r>
-        <w:rPr>
-          <w:rFonts w:ascii="等线" w:eastAsia="等线" w:hAnsi="等线"/>
-        </w:rPr>
-        <w:t xml:space="preserve">  </w:t>
-      </w:r>
-      <w:r>
-        <w:rPr>
-          <w:rFonts w:ascii="等线" w:eastAsia="等线" w:hAnsi="等线"/>
-          <w:lang w:eastAsia="zh-CN"/>
-        </w:rPr>
-        <w:t>这样跑的是 PRD 代码 + DEV 配置，能暴露代码 bug 和环境差异</w:t>
-      </w:r>
-    </w:p>
-    <w:p>
-      <w:pPr>
-        <w:rPr>
-          <w:rFonts w:ascii="等线" w:eastAsia="等线" w:hAnsi="等线" w:hint="eastAsia"/>
-        </w:rPr>
-      </w:pPr>
-      <w:r>
-        <w:rPr>
-          <w:rFonts w:ascii="等线" w:eastAsia="等线" w:hAnsi="等线"/>
-        </w:rPr>
-        <w:t>第 3 步：PRD 回滚止损</w:t>
-      </w:r>
+        <w:t xml:space="preserve">第 3 </w:t>
+      </w:r>
+      <w:proofErr w:type="spellStart"/>
+      <w:r>
+        <w:rPr>
+          <w:rFonts w:ascii="等线" w:eastAsia="等线" w:hAnsi="等线"/>
+        </w:rPr>
+        <w:t>步：PRD</w:t>
+      </w:r>
+      <w:proofErr w:type="spellEnd"/>
+      <w:r>
+        <w:rPr>
+          <w:rFonts w:ascii="等线" w:eastAsia="等线" w:hAnsi="等线"/>
+        </w:rPr>
+        <w:t xml:space="preserve"> </w:t>
+      </w:r>
+      <w:proofErr w:type="spellStart"/>
+      <w:r>
+        <w:rPr>
+          <w:rFonts w:ascii="等线" w:eastAsia="等线" w:hAnsi="等线"/>
+        </w:rPr>
+        <w:t>回滚止损</w:t>
+      </w:r>
+      <w:proofErr w:type="spellEnd"/>
     </w:p>
     <w:p>
       <w:pPr>
@@ -1008,6 +1795,25 @@
         </w:rPr>
         <w:t xml:space="preserve"> 从 远程仓库check out CZprd+版本号+last-good，部署到服务器prd生产环境</w:t>
       </w:r>
+      <w:proofErr w:type="spellStart"/>
+      <w:r>
+        <w:rPr>
+          <w:rFonts w:ascii="等线" w:eastAsia="等线" w:hAnsi="等线"/>
+        </w:rPr>
+      </w:r>
+      <w:proofErr w:type="spellEnd"/>
+      <w:r>
+        <w:rPr>
+          <w:rFonts w:ascii="等线" w:eastAsia="等线" w:hAnsi="等线"/>
+        </w:rPr>
+      </w:r>
+      <w:proofErr w:type="spellStart"/>
+      <w:r>
+        <w:rPr>
+          <w:rFonts w:ascii="等线" w:eastAsia="等线" w:hAnsi="等线"/>
+        </w:rPr>
+      </w:r>
+      <w:proofErr w:type="spellEnd"/>
     </w:p>
     <w:p>
       <w:pPr>
@@ -1019,8 +1825,30 @@
         <w:rPr>
           <w:rFonts w:ascii="等线" w:eastAsia="等线" w:hAnsi="等线"/>
         </w:rPr>
-        <w:t xml:space="preserve">  恢复 nginx 配置和数据库备份，重新部署</w:t>
-      </w:r>
+        <w:t xml:space="preserve">  </w:t>
+      </w:r>
+      <w:proofErr w:type="spellStart"/>
+      <w:r>
+        <w:rPr>
+          <w:rFonts w:ascii="等线" w:eastAsia="等线" w:hAnsi="等线"/>
+        </w:rPr>
+        <w:t>恢复</w:t>
+      </w:r>
+      <w:proofErr w:type="spellEnd"/>
+      <w:r>
+        <w:rPr>
+          <w:rFonts w:ascii="等线" w:eastAsia="等线" w:hAnsi="等线"/>
+        </w:rPr>
+        <w:t xml:space="preserve"> nginx </w:t>
+      </w:r>
+      <w:proofErr w:type="spellStart"/>
+      <w:r>
+        <w:rPr>
+          <w:rFonts w:ascii="等线" w:eastAsia="等线" w:hAnsi="等线"/>
+        </w:rPr>
+        <w:t>配置和数据库备份，重新部署</w:t>
+      </w:r>
+      <w:proofErr w:type="spellEnd"/>
     </w:p>
     <w:p>
       <w:pPr>
@@ -1064,7 +1892,55 @@
         <w:rPr>
           <w:rFonts w:ascii="等线" w:eastAsia="等线" w:hAnsi="等线"/>
         </w:rPr>
-        <w:t xml:space="preserve">Tag：v2.1.0（正式发布）  CZprd+版本号+last-good{主}.{次}.{修}（升级前备份）  CZdev+版本号+protect（保护性入库）</w:t>
+        <w:t>Tag：v2.1.0（正式发布）  CZprd+版本号+last-good{主}.{次}.{修}（升级前备份）  CZdev+版本号+protect（保护性入库）</w:t>
+      </w:r>
+      <w:proofErr w:type="gramStart"/>
+      <w:r>
+        <w:rPr>
+          <w:rFonts w:ascii="等线" w:eastAsia="等线" w:hAnsi="等线"/>
+        </w:rPr>
+      </w:r>
+      <w:proofErr w:type="spellStart"/>
+      <w:r>
+        <w:rPr>
+          <w:rFonts w:ascii="等线" w:eastAsia="等线" w:hAnsi="等线"/>
+        </w:rPr>
+      </w:r>
+      <w:proofErr w:type="gramEnd"/>
+      <w:r>
+        <w:rPr>
+          <w:rFonts w:ascii="等线" w:eastAsia="等线" w:hAnsi="等线"/>
+        </w:rPr>
+      </w:r>
+      <w:proofErr w:type="spellEnd"/>
+      <w:r>
+        <w:rPr>
+          <w:rFonts w:ascii="等线" w:eastAsia="等线" w:hAnsi="等线"/>
+        </w:rPr>
+      </w:r>
+      <w:proofErr w:type="spellStart"/>
+      <w:r>
+        <w:rPr>
+          <w:rFonts w:ascii="等线" w:eastAsia="等线" w:hAnsi="等线"/>
+        </w:rPr>
+      </w:r>
+      <w:proofErr w:type="spellEnd"/>
+      <w:r>
+        <w:rPr>
+          <w:rFonts w:ascii="等线" w:eastAsia="等线" w:hAnsi="等线"/>
+        </w:rPr>
+      </w:r>
+      <w:proofErr w:type="spellStart"/>
+      <w:r>
+        <w:rPr>
+          <w:rFonts w:ascii="等线" w:eastAsia="等线" w:hAnsi="等线"/>
+        </w:rPr>
+      </w:r>
+      <w:proofErr w:type="spellEnd"/>
+      <w:r>
+        <w:rPr>
+          <w:rFonts w:ascii="等线" w:eastAsia="等线" w:hAnsi="等线"/>
+        </w:rPr>
       </w:r>
     </w:p>
     <w:p>
@@ -1074,13 +1950,31 @@
           <w:rFonts w:ascii="等线" w:eastAsia="等线" w:hAnsi="等线" w:hint="eastAsia"/>
         </w:rPr>
       </w:pPr>
+      <w:proofErr w:type="spellStart"/>
       <w:r>
         <w:rPr>
           <w:rFonts w:ascii="等线" w:eastAsia="等线" w:hAnsi="等线"/>
           <w:color w:val="1A1A2E"/>
         </w:rPr>
-        <w:t>八、CHANGELOG 维护规则</w:t>
-      </w:r>
+        <w:t>八、CHANGELOG</w:t>
+      </w:r>
+      <w:proofErr w:type="spellEnd"/>
+      <w:r>
+        <w:rPr>
+          <w:rFonts w:ascii="等线" w:eastAsia="等线" w:hAnsi="等线"/>
+          <w:color w:val="1A1A2E"/>
+        </w:rPr>
+        <w:t xml:space="preserve"> </w:t>
+      </w:r>
+      <w:proofErr w:type="spellStart"/>
+      <w:r>
+        <w:rPr>
+          <w:rFonts w:ascii="等线" w:eastAsia="等线" w:hAnsi="等线"/>
+          <w:color w:val="1A1A2E"/>
+        </w:rPr>
+        <w:t>维护规则</w:t>
+      </w:r>
+      <w:proofErr w:type="spellEnd"/>
     </w:p>
     <w:p>
       <w:pPr>
@@ -1089,11 +1983,33 @@
           <w:lang w:eastAsia="zh-CN"/>
         </w:rPr>
       </w:pPr>
-      <w:r>
-        <w:rPr>
-          <w:rFonts w:ascii="等线" w:eastAsia="等线" w:hAnsi="等线"/>
-        </w:rPr>
-        <w:t>每次 push 前检查是否需要更新。每个变更一句话。</w:t>
+      <w:proofErr w:type="spellStart"/>
+      <w:r>
+        <w:rPr>
+          <w:rFonts w:ascii="等线" w:eastAsia="等线" w:hAnsi="等线"/>
+        </w:rPr>
+        <w:t>每次</w:t>
+      </w:r>
+      <w:proofErr w:type="spellEnd"/>
+      <w:r>
+        <w:rPr>
+          <w:rFonts w:ascii="等线" w:eastAsia="等线" w:hAnsi="等线"/>
+        </w:rPr>
+        <w:t xml:space="preserve"> push </w:t>
+      </w:r>
+      <w:proofErr w:type="spellStart"/>
+      <w:r>
+        <w:rPr>
+          <w:rFonts w:ascii="等线" w:eastAsia="等线" w:hAnsi="等线"/>
+        </w:rPr>
+        <w:t>前检查是否需要更新。每个变更一句话</w:t>
+      </w:r>
+      <w:proofErr w:type="spellEnd"/>
+      <w:r>
+        <w:rPr>
+          <w:rFonts w:ascii="等线" w:eastAsia="等线" w:hAnsi="等线"/>
+        </w:rPr>
+        <w:t>。</w:t>
       </w:r>
     </w:p>
     <w:sectPr>
@@ -2070,6 +2986,7 @@
   <w:style w:type="character" w:default="1" w:styleId="a2">
     <w:name w:val="Default Paragraph Font"/>
     <w:uiPriority w:val="1"/>
+    <w:semiHidden/>
     <w:unhideWhenUsed/>
   </w:style>
   <w:style w:type="table" w:default="1" w:styleId="a3">
